--- a/workspace/제목 없음.docx
+++ b/workspace/제목 없음.docx
@@ -4,7 +4,67 @@
   <w:body>
     <w:p>
       <w:r>
-        <w:t xml:space="preserve">### </w:t>
+        <w:t>워드파일로 내보내기 확인을 위한 문서</w:t>
+      </w:r>
+    </w:p>
+    <w:p/>
+    <w:p>
+      <w:r>
+        <w:t>헤이 리슨</w:t>
+      </w:r>
+    </w:p>
+    <w:p/>
+    <w:p>
+      <w:r>
+        <w:t>---</w:t>
+      </w:r>
+    </w:p>
+    <w:p/>
+    <w:p>
+      <w:pPr>
+        <w:pStyle w:val="Heading3"/>
+      </w:pPr>
+      <w:r>
+        <w:t>엥?잠깐만</w:t>
+      </w:r>
+    </w:p>
+    <w:p/>
+    <w:p>
+      <w:r>
+        <w:t>이거 일반모드인데</w:t>
+      </w:r>
+    </w:p>
+    <w:p/>
+    <w:p>
+      <w:r>
+        <w:t>---</w:t>
+      </w:r>
+    </w:p>
+    <w:p/>
+    <w:p>
+      <w:r>
+        <w:t>왜</w:t>
+      </w:r>
+    </w:p>
+    <w:p/>
+    <w:p>
+      <w:pPr>
+        <w:pStyle w:val="Heading3"/>
+      </w:pPr>
+      <w:r>
+        <w:t>왜!!!!!!!!!!!!!!!!!!!!!!!!!!!!!!!!!!!!!!!!!!!!!!!!!!!!!!!!!!!!!!!!!!</w:t>
+      </w:r>
+    </w:p>
+    <w:p/>
+    <w:p>
+      <w:r>
+        <w:t>일반모드인데 왜 마크다운 기능이 사용중임..?</w:t>
+      </w:r>
+    </w:p>
+    <w:p/>
+    <w:p>
+      <w:r>
+        <w:t>???</w:t>
       </w:r>
     </w:p>
     <w:sectPr>
